--- a/DMA_Template.docx
+++ b/DMA_Template.docx
@@ -1107,6 +1107,7 @@
     <w:p>
       <w:pPr>
         <w:spacing w:after="200"/>
+        <w:ind w:firstLine="708"/>
         <w:jc w:val="both"/>
       </w:pPr>
       <w:r>
@@ -1161,6 +1162,7 @@
     <w:p>
       <w:pPr>
         <w:spacing w:after="200"/>
+        <w:ind w:firstLine="708"/>
         <w:jc w:val="both"/>
       </w:pPr>
       <w:r>
@@ -1193,22 +1195,50 @@
     <w:p>
       <w:pPr>
         <w:spacing w:after="200"/>
-        <w:jc w:val="both"/>
-      </w:pPr>
-      <w:r>
-        <w:rPr>
-          <w:rFonts w:ascii="Times New Roman" w:cs="Times New Roman" w:eastAsia="Times New Roman" w:hAnsi="Times New Roman"/>
-          <w:b w:val="false"/>
-          <w:bCs w:val="false"/>
-          <w:sz w:val="24"/>
-          <w:szCs w:val="24"/>
-        </w:rPr>
-        <w:t xml:space="preserve">1. Que, las partes contrajimos matrimonio bajo el régimen matrimonial patrimonial de {{ matrimonio.regimen_patrimonial_texto }} ante el oficial de Registro Civil de la circunscripción de {{ matrimonio.circunscripcion }}, con fecha {{ matrimonio.fecha }}, el que fue inscrito con el número {{ matrimonio.numero_inscripcion }}, del mismo año.</w:t>
-      </w:r>
-    </w:p>
-    <w:p>
-      <w:pPr>
-        <w:spacing w:after="200"/>
+        <w:ind w:firstLine="708"/>
+        <w:jc w:val="both"/>
+      </w:pPr>
+      <w:r>
+        <w:rPr>
+          <w:rFonts w:ascii="Times New Roman" w:cs="Times New Roman" w:eastAsia="Times New Roman" w:hAnsi="Times New Roman"/>
+          <w:b w:val="false"/>
+          <w:bCs w:val="false"/>
+          <w:i w:val="false"/>
+          <w:iCs w:val="false"/>
+          <w:sz w:val="24"/>
+          <w:szCs w:val="24"/>
+        </w:rPr>
+        <w:t xml:space="preserve">1. Que, las partes contrajimos matrimonio </w:t>
+      </w:r>
+      <w:r>
+        <w:rPr>
+          <w:rFonts w:ascii="Times New Roman" w:cs="Times New Roman" w:eastAsia="Times New Roman" w:hAnsi="Times New Roman"/>
+          <w:b/>
+          <w:bCs/>
+          <w:i w:val="false"/>
+          <w:iCs w:val="false"/>
+          <w:sz w:val="24"/>
+          <w:szCs w:val="24"/>
+        </w:rPr>
+        <w:t xml:space="preserve">bajo el régimen matrimonial patrimonial de {{ matrimonio.regimen_patrimonial_texto }}</w:t>
+      </w:r>
+      <w:r>
+        <w:rPr>
+          <w:rFonts w:ascii="Times New Roman" w:cs="Times New Roman" w:eastAsia="Times New Roman" w:hAnsi="Times New Roman"/>
+          <w:b w:val="false"/>
+          <w:bCs w:val="false"/>
+          <w:i w:val="false"/>
+          <w:iCs w:val="false"/>
+          <w:sz w:val="24"/>
+          <w:szCs w:val="24"/>
+        </w:rPr>
+        <w:t xml:space="preserve"> ante el oficial de Registro Civil de la circunscripción de {{ matrimonio.circunscripcion }}, con fecha {{ matrimonio.fecha }}, el que fue inscrito con el número {{ matrimonio.numero_inscripcion }}, del mismo año.</w:t>
+      </w:r>
+    </w:p>
+    <w:p>
+      <w:pPr>
+        <w:spacing w:after="200"/>
+        <w:ind w:firstLine="708"/>
         <w:jc w:val="both"/>
       </w:pPr>
       <w:r>
@@ -1225,36 +1255,110 @@
     <w:p>
       <w:pPr>
         <w:spacing w:after="200"/>
-        <w:jc w:val="both"/>
-      </w:pPr>
-      <w:r>
-        <w:rPr>
-          <w:rFonts w:ascii="Times New Roman" w:cs="Times New Roman" w:eastAsia="Times New Roman" w:hAnsi="Times New Roman"/>
-          <w:b w:val="false"/>
-          <w:bCs w:val="false"/>
-          <w:i w:val="false"/>
-          <w:iCs w:val="false"/>
-          <w:sz w:val="24"/>
-          <w:szCs w:val="24"/>
-        </w:rPr>
-        <w:t xml:space="preserve">3. Que, {% if hijos|length == 0 %}no tenemos hijos en común.{% elif hijos|length == 1 %}tenemos 1 hijo en común, {% else %}tenemos {{ hijos|length }} hijos en común, {% endif %}</w:t>
-      </w:r>
-      <w:r>
-        <w:rPr>
-          <w:rFonts w:ascii="Times New Roman" w:cs="Times New Roman" w:eastAsia="Times New Roman" w:hAnsi="Times New Roman"/>
-          <w:b w:val="false"/>
-          <w:bCs w:val="false"/>
-          <w:i w:val="false"/>
-          <w:iCs w:val="false"/>
-          <w:sz w:val="24"/>
-          <w:szCs w:val="24"/>
-        </w:rPr>
-        <w:t xml:space="preserve">{% if todos_hijos_mayores %}todos mayores de edad llamados; {% for hijo in hijos %}{{ hijo.nombre }}, de actuales {{ hijo.edad }} años{% if not loop.last %} y {% endif %}{% endfor %}.{% else %}{% for hijo in hijos %}{{ hijo.nombre }}, {% if hijo.genero == 'M' %}nacido{% else %}nacida{% endif %} el día {{ hijo.fecha_nacimiento }}, a la fecha de {{ hijo.edad }} años de edad{% if not loop.last %} y {% endif %}{% endfor %}.{% endif %}</w:t>
-      </w:r>
-    </w:p>
-    <w:p>
-      <w:pPr>
-        <w:spacing w:after="200"/>
+        <w:ind w:firstLine="708"/>
+        <w:jc w:val="both"/>
+      </w:pPr>
+      <w:r>
+        <w:rPr>
+          <w:rFonts w:ascii="Times New Roman" w:cs="Times New Roman" w:eastAsia="Times New Roman" w:hAnsi="Times New Roman"/>
+          <w:b w:val="false"/>
+          <w:bCs w:val="false"/>
+          <w:i w:val="false"/>
+          <w:iCs w:val="false"/>
+          <w:sz w:val="24"/>
+          <w:szCs w:val="24"/>
+        </w:rPr>
+        <w:t xml:space="preserve">3. Que, </w:t>
+      </w:r>
+      <w:r>
+        <w:rPr>
+          <w:rFonts w:ascii="Times New Roman" w:cs="Times New Roman" w:eastAsia="Times New Roman" w:hAnsi="Times New Roman"/>
+          <w:b/>
+          <w:bCs/>
+          <w:i w:val="false"/>
+          <w:iCs w:val="false"/>
+          <w:sz w:val="24"/>
+          <w:szCs w:val="24"/>
+        </w:rPr>
+        <w:t xml:space="preserve">{% if hijos|length == 0 %}no tenemos hijos en común.{% elif hijos|length == 1 %}tenemos 1 hijo en común, {% else %}tenemos {{ hijos|length }} hijos en común, {% endif %}</w:t>
+      </w:r>
+      <w:r>
+        <w:rPr>
+          <w:rFonts w:ascii="Times New Roman" w:cs="Times New Roman" w:eastAsia="Times New Roman" w:hAnsi="Times New Roman"/>
+          <w:b w:val="false"/>
+          <w:bCs w:val="false"/>
+          <w:i w:val="false"/>
+          <w:iCs w:val="false"/>
+          <w:sz w:val="24"/>
+          <w:szCs w:val="24"/>
+        </w:rPr>
+        <w:t xml:space="preserve">{% if todos_hijos_mayores %}todos mayores de edad llamados; {% for hijo in hijos %}</w:t>
+      </w:r>
+      <w:r>
+        <w:rPr>
+          <w:rFonts w:ascii="Times New Roman" w:cs="Times New Roman" w:eastAsia="Times New Roman" w:hAnsi="Times New Roman"/>
+          <w:b/>
+          <w:bCs/>
+          <w:i w:val="false"/>
+          <w:iCs w:val="false"/>
+          <w:sz w:val="24"/>
+          <w:szCs w:val="24"/>
+        </w:rPr>
+        <w:t xml:space="preserve">{{ hijo.nombre }}</w:t>
+      </w:r>
+      <w:r>
+        <w:rPr>
+          <w:rFonts w:ascii="Times New Roman" w:cs="Times New Roman" w:eastAsia="Times New Roman" w:hAnsi="Times New Roman"/>
+          <w:b w:val="false"/>
+          <w:bCs w:val="false"/>
+          <w:i w:val="false"/>
+          <w:iCs w:val="false"/>
+          <w:sz w:val="24"/>
+          <w:szCs w:val="24"/>
+        </w:rPr>
+        <w:t xml:space="preserve">, de actuales {{ hijo.edad }} años{% if not loop.last %} y {% endif %}{% endfor %}.{% endif %}</w:t>
+      </w:r>
+      <w:r>
+        <w:rPr>
+          <w:rFonts w:ascii="Times New Roman" w:cs="Times New Roman" w:eastAsia="Times New Roman" w:hAnsi="Times New Roman"/>
+          <w:b w:val="false"/>
+          <w:bCs w:val="false"/>
+          <w:i w:val="false"/>
+          <w:iCs w:val="false"/>
+          <w:sz w:val="24"/>
+          <w:szCs w:val="24"/>
+        </w:rPr>
+        <w:t xml:space="preserve">{% if not todos_hijos_mayores and hijos|length &gt; 0 %}{% for hijo in hijos %}</w:t>
+      </w:r>
+      <w:r>
+        <w:rPr>
+          <w:rFonts w:ascii="Times New Roman" w:cs="Times New Roman" w:eastAsia="Times New Roman" w:hAnsi="Times New Roman"/>
+          <w:b/>
+          <w:bCs/>
+          <w:i w:val="false"/>
+          <w:iCs w:val="false"/>
+          <w:sz w:val="24"/>
+          <w:szCs w:val="24"/>
+        </w:rPr>
+        <w:t xml:space="preserve">{{ hijo.nombre }}</w:t>
+      </w:r>
+      <w:r>
+        <w:rPr>
+          <w:rFonts w:ascii="Times New Roman" w:cs="Times New Roman" w:eastAsia="Times New Roman" w:hAnsi="Times New Roman"/>
+          <w:b w:val="false"/>
+          <w:bCs w:val="false"/>
+          <w:i w:val="false"/>
+          <w:iCs w:val="false"/>
+          <w:sz w:val="24"/>
+          <w:szCs w:val="24"/>
+        </w:rPr>
+        <w:t xml:space="preserve">, {% if hijo.genero == 'M' %}nacido{% else %}nacida{% endif %} el día {{ hijo.fecha_nacimiento }}, a la fecha de {{ hijo.edad }} años de edad{% if not loop.last %} y {% endif %}{% endfor %}.{% endif %}</w:t>
+      </w:r>
+    </w:p>
+    <w:p>
+      <w:pPr>
+        <w:spacing w:after="200"/>
+        <w:ind w:firstLine="708"/>
         <w:jc w:val="both"/>
       </w:pPr>
       <w:r>
@@ -1285,6 +1389,7 @@
     <w:p>
       <w:pPr>
         <w:spacing w:after="200"/>
+        <w:ind w:firstLine="708"/>
         <w:jc w:val="both"/>
       </w:pPr>
       <w:r>
@@ -1301,6 +1406,7 @@
     <w:p>
       <w:pPr>
         <w:spacing w:after="200"/>
+        <w:ind w:firstLine="708"/>
         <w:jc w:val="both"/>
       </w:pPr>
       <w:r>
@@ -1317,6 +1423,7 @@
     <w:p>
       <w:pPr>
         <w:spacing w:after="200"/>
+        <w:ind w:firstLine="708"/>
         <w:jc w:val="both"/>
       </w:pPr>
       <w:r>
@@ -1333,6 +1440,7 @@
     <w:p>
       <w:pPr>
         <w:spacing w:after="200"/>
+        <w:ind w:firstLine="708"/>
         <w:jc w:val="both"/>
       </w:pPr>
       <w:r>
@@ -1365,6 +1473,7 @@
     <w:p>
       <w:pPr>
         <w:spacing w:after="200"/>
+        <w:ind w:firstLine="708"/>
         <w:jc w:val="both"/>
       </w:pPr>
       <w:r>
@@ -1381,6 +1490,7 @@
     <w:p>
       <w:pPr>
         <w:spacing w:after="200"/>
+        <w:ind w:firstLine="708"/>
         <w:jc w:val="both"/>
       </w:pPr>
       <w:r>
@@ -1397,6 +1507,7 @@
     <w:p>
       <w:pPr>
         <w:spacing w:after="200"/>
+        <w:ind w:firstLine="708"/>
         <w:jc w:val="both"/>
       </w:pPr>
       <w:r>
@@ -1413,6 +1524,7 @@
     <w:p>
       <w:pPr>
         <w:spacing w:after="200"/>
+        <w:ind w:firstLine="708"/>
         <w:jc w:val="both"/>
       </w:pPr>
       <w:r>
@@ -1429,6 +1541,7 @@
     <w:p>
       <w:pPr>
         <w:spacing w:after="200"/>
+        <w:ind w:firstLine="708"/>
         <w:jc w:val="both"/>
       </w:pPr>
       <w:r>
@@ -1531,6 +1644,7 @@
     <w:p>
       <w:pPr>
         <w:spacing w:after="200"/>
+        <w:ind w:firstLine="708"/>
         <w:jc w:val="both"/>
       </w:pPr>
       <w:r>
@@ -1547,6 +1661,7 @@
     <w:p>
       <w:pPr>
         <w:spacing w:after="200"/>
+        <w:ind w:firstLine="708"/>
         <w:jc w:val="both"/>
       </w:pPr>
       <w:r>
@@ -1563,6 +1678,7 @@
     <w:p>
       <w:pPr>
         <w:spacing w:after="200"/>
+        <w:ind w:firstLine="708"/>
         <w:jc w:val="both"/>
       </w:pPr>
       <w:r>
@@ -1625,6 +1741,7 @@
     <w:p>
       <w:pPr>
         <w:spacing w:after="200"/>
+        <w:ind w:firstLine="708"/>
         <w:jc w:val="both"/>
       </w:pPr>
       <w:r>
@@ -1679,6 +1796,7 @@
     <w:p>
       <w:pPr>
         <w:spacing w:after="200"/>
+        <w:ind w:firstLine="708"/>
         <w:jc w:val="both"/>
       </w:pPr>
       <w:r>
@@ -1695,22 +1813,50 @@
     <w:p>
       <w:pPr>
         <w:spacing w:after="200"/>
-        <w:jc w:val="both"/>
-      </w:pPr>
-      <w:r>
-        <w:rPr>
-          <w:rFonts w:ascii="Times New Roman" w:cs="Times New Roman" w:eastAsia="Times New Roman" w:hAnsi="Times New Roman"/>
-          <w:b w:val="false"/>
-          <w:bCs w:val="false"/>
-          <w:sz w:val="24"/>
-          <w:szCs w:val="24"/>
-        </w:rPr>
-        <w:t xml:space="preserve">1. Que, las partes contrajimos matrimonio bajo el régimen matrimonial patrimonial de {{ matrimonio.regimen_patrimonial_texto }} ante el oficial de Registro Civil de la circunscripción de {{ matrimonio.circunscripcion }}, con fecha {{ matrimonio.fecha }}, el que fue inscrito con el número {{ matrimonio.numero_inscripcion }}, del mismo año.</w:t>
-      </w:r>
-    </w:p>
-    <w:p>
-      <w:pPr>
-        <w:spacing w:after="200"/>
+        <w:ind w:firstLine="708"/>
+        <w:jc w:val="both"/>
+      </w:pPr>
+      <w:r>
+        <w:rPr>
+          <w:rFonts w:ascii="Times New Roman" w:cs="Times New Roman" w:eastAsia="Times New Roman" w:hAnsi="Times New Roman"/>
+          <w:b w:val="false"/>
+          <w:bCs w:val="false"/>
+          <w:i w:val="false"/>
+          <w:iCs w:val="false"/>
+          <w:sz w:val="24"/>
+          <w:szCs w:val="24"/>
+        </w:rPr>
+        <w:t xml:space="preserve">1. Que, las partes contrajimos matrimonio </w:t>
+      </w:r>
+      <w:r>
+        <w:rPr>
+          <w:rFonts w:ascii="Times New Roman" w:cs="Times New Roman" w:eastAsia="Times New Roman" w:hAnsi="Times New Roman"/>
+          <w:b/>
+          <w:bCs/>
+          <w:i w:val="false"/>
+          <w:iCs w:val="false"/>
+          <w:sz w:val="24"/>
+          <w:szCs w:val="24"/>
+        </w:rPr>
+        <w:t xml:space="preserve">bajo el régimen matrimonial patrimonial de {{ matrimonio.regimen_patrimonial_texto }}</w:t>
+      </w:r>
+      <w:r>
+        <w:rPr>
+          <w:rFonts w:ascii="Times New Roman" w:cs="Times New Roman" w:eastAsia="Times New Roman" w:hAnsi="Times New Roman"/>
+          <w:b w:val="false"/>
+          <w:bCs w:val="false"/>
+          <w:i w:val="false"/>
+          <w:iCs w:val="false"/>
+          <w:sz w:val="24"/>
+          <w:szCs w:val="24"/>
+        </w:rPr>
+        <w:t xml:space="preserve"> ante el oficial de Registro Civil de la circunscripción de {{ matrimonio.circunscripcion }}, con fecha {{ matrimonio.fecha }}, el que fue inscrito con el número {{ matrimonio.numero_inscripcion }}, del mismo año.</w:t>
+      </w:r>
+    </w:p>
+    <w:p>
+      <w:pPr>
+        <w:spacing w:after="200"/>
+        <w:ind w:firstLine="708"/>
         <w:jc w:val="both"/>
       </w:pPr>
       <w:r>
@@ -1727,36 +1873,110 @@
     <w:p>
       <w:pPr>
         <w:spacing w:after="200"/>
-        <w:jc w:val="both"/>
-      </w:pPr>
-      <w:r>
-        <w:rPr>
-          <w:rFonts w:ascii="Times New Roman" w:cs="Times New Roman" w:eastAsia="Times New Roman" w:hAnsi="Times New Roman"/>
-          <w:b w:val="false"/>
-          <w:bCs w:val="false"/>
-          <w:i w:val="false"/>
-          <w:iCs w:val="false"/>
-          <w:sz w:val="24"/>
-          <w:szCs w:val="24"/>
-        </w:rPr>
-        <w:t xml:space="preserve">3. Que, {% if hijos|length == 0 %}no tenemos hijos en común.{% elif hijos|length == 1 %}tenemos 1 hijo en común, {% else %}tenemos {{ hijos|length }} hijos en común, {% endif %}</w:t>
-      </w:r>
-      <w:r>
-        <w:rPr>
-          <w:rFonts w:ascii="Times New Roman" w:cs="Times New Roman" w:eastAsia="Times New Roman" w:hAnsi="Times New Roman"/>
-          <w:b w:val="false"/>
-          <w:bCs w:val="false"/>
-          <w:i w:val="false"/>
-          <w:iCs w:val="false"/>
-          <w:sz w:val="24"/>
-          <w:szCs w:val="24"/>
-        </w:rPr>
-        <w:t xml:space="preserve">{% if todos_hijos_mayores %}todos mayores de edad llamados; {% for hijo in hijos %}{{ hijo.nombre }}, de actuales {{ hijo.edad }} años{% if not loop.last %} y {% endif %}{% endfor %}.{% else %}{% for hijo in hijos %}{{ hijo.nombre }}, {% if hijo.genero == 'M' %}nacido{% else %}nacida{% endif %} el día {{ hijo.fecha_nacimiento }}, a la fecha de {{ hijo.edad }} años de edad{% if not loop.last %} y {% endif %}{% endfor %}.{% endif %}</w:t>
-      </w:r>
-    </w:p>
-    <w:p>
-      <w:pPr>
-        <w:spacing w:after="200"/>
+        <w:ind w:firstLine="708"/>
+        <w:jc w:val="both"/>
+      </w:pPr>
+      <w:r>
+        <w:rPr>
+          <w:rFonts w:ascii="Times New Roman" w:cs="Times New Roman" w:eastAsia="Times New Roman" w:hAnsi="Times New Roman"/>
+          <w:b w:val="false"/>
+          <w:bCs w:val="false"/>
+          <w:i w:val="false"/>
+          <w:iCs w:val="false"/>
+          <w:sz w:val="24"/>
+          <w:szCs w:val="24"/>
+        </w:rPr>
+        <w:t xml:space="preserve">3. Que, </w:t>
+      </w:r>
+      <w:r>
+        <w:rPr>
+          <w:rFonts w:ascii="Times New Roman" w:cs="Times New Roman" w:eastAsia="Times New Roman" w:hAnsi="Times New Roman"/>
+          <w:b/>
+          <w:bCs/>
+          <w:i w:val="false"/>
+          <w:iCs w:val="false"/>
+          <w:sz w:val="24"/>
+          <w:szCs w:val="24"/>
+        </w:rPr>
+        <w:t xml:space="preserve">{% if hijos|length == 0 %}no tenemos hijos en común.{% elif hijos|length == 1 %}tenemos 1 hijo en común, {% else %}tenemos {{ hijos|length }} hijos en común, {% endif %}</w:t>
+      </w:r>
+      <w:r>
+        <w:rPr>
+          <w:rFonts w:ascii="Times New Roman" w:cs="Times New Roman" w:eastAsia="Times New Roman" w:hAnsi="Times New Roman"/>
+          <w:b w:val="false"/>
+          <w:bCs w:val="false"/>
+          <w:i w:val="false"/>
+          <w:iCs w:val="false"/>
+          <w:sz w:val="24"/>
+          <w:szCs w:val="24"/>
+        </w:rPr>
+        <w:t xml:space="preserve">{% if todos_hijos_mayores %}todos mayores de edad llamados; {% for hijo in hijos %}</w:t>
+      </w:r>
+      <w:r>
+        <w:rPr>
+          <w:rFonts w:ascii="Times New Roman" w:cs="Times New Roman" w:eastAsia="Times New Roman" w:hAnsi="Times New Roman"/>
+          <w:b/>
+          <w:bCs/>
+          <w:i w:val="false"/>
+          <w:iCs w:val="false"/>
+          <w:sz w:val="24"/>
+          <w:szCs w:val="24"/>
+        </w:rPr>
+        <w:t xml:space="preserve">{{ hijo.nombre }}</w:t>
+      </w:r>
+      <w:r>
+        <w:rPr>
+          <w:rFonts w:ascii="Times New Roman" w:cs="Times New Roman" w:eastAsia="Times New Roman" w:hAnsi="Times New Roman"/>
+          <w:b w:val="false"/>
+          <w:bCs w:val="false"/>
+          <w:i w:val="false"/>
+          <w:iCs w:val="false"/>
+          <w:sz w:val="24"/>
+          <w:szCs w:val="24"/>
+        </w:rPr>
+        <w:t xml:space="preserve">, de actuales {{ hijo.edad }} años{% if not loop.last %} y {% endif %}{% endfor %}.{% endif %}</w:t>
+      </w:r>
+      <w:r>
+        <w:rPr>
+          <w:rFonts w:ascii="Times New Roman" w:cs="Times New Roman" w:eastAsia="Times New Roman" w:hAnsi="Times New Roman"/>
+          <w:b w:val="false"/>
+          <w:bCs w:val="false"/>
+          <w:i w:val="false"/>
+          <w:iCs w:val="false"/>
+          <w:sz w:val="24"/>
+          <w:szCs w:val="24"/>
+        </w:rPr>
+        <w:t xml:space="preserve">{% if not todos_hijos_mayores and hijos|length &gt; 0 %}{% for hijo in hijos %}</w:t>
+      </w:r>
+      <w:r>
+        <w:rPr>
+          <w:rFonts w:ascii="Times New Roman" w:cs="Times New Roman" w:eastAsia="Times New Roman" w:hAnsi="Times New Roman"/>
+          <w:b/>
+          <w:bCs/>
+          <w:i w:val="false"/>
+          <w:iCs w:val="false"/>
+          <w:sz w:val="24"/>
+          <w:szCs w:val="24"/>
+        </w:rPr>
+        <w:t xml:space="preserve">{{ hijo.nombre }}</w:t>
+      </w:r>
+      <w:r>
+        <w:rPr>
+          <w:rFonts w:ascii="Times New Roman" w:cs="Times New Roman" w:eastAsia="Times New Roman" w:hAnsi="Times New Roman"/>
+          <w:b w:val="false"/>
+          <w:bCs w:val="false"/>
+          <w:i w:val="false"/>
+          <w:iCs w:val="false"/>
+          <w:sz w:val="24"/>
+          <w:szCs w:val="24"/>
+        </w:rPr>
+        <w:t xml:space="preserve">, {% if hijo.genero == 'M' %}nacido{% else %}nacida{% endif %} el día {{ hijo.fecha_nacimiento }}, a la fecha de {{ hijo.edad }} años de edad{% if not loop.last %} y {% endif %}{% endfor %}.{% endif %}</w:t>
+      </w:r>
+    </w:p>
+    <w:p>
+      <w:pPr>
+        <w:spacing w:after="200"/>
+        <w:ind w:firstLine="708"/>
         <w:jc w:val="both"/>
       </w:pPr>
       <w:r>
@@ -1773,114 +1993,148 @@
     <w:p>
       <w:pPr>
         <w:spacing w:after="200"/>
-        <w:jc w:val="both"/>
-      </w:pPr>
-      <w:r>
-        <w:rPr>
-          <w:rFonts w:ascii="Times New Roman" w:cs="Times New Roman" w:eastAsia="Times New Roman" w:hAnsi="Times New Roman"/>
-          <w:b w:val="false"/>
-          <w:bCs w:val="false"/>
-          <w:sz w:val="24"/>
-          <w:szCs w:val="24"/>
-        </w:rPr>
-        <w:t xml:space="preserve">a) CUIDADO PERSONAL; Conforme lo establece el artículo 225 del Código Civil, corresponderá ejercer el cuidado personal de {% if hijos|length == 1 %}el hijo{% else %}los hijos{% endif %}, a {{ cuidado_personal.responsable }}, solicitando desde ya, se sirva oficiar al Servicio de Registro Civil e Identificación a fin de practicar la subinscripción correspondiente.</w:t>
-      </w:r>
-    </w:p>
-    <w:p>
-      <w:pPr>
-        <w:spacing w:after="200"/>
-        <w:jc w:val="both"/>
-      </w:pPr>
-      <w:r>
-        <w:rPr>
-          <w:rFonts w:ascii="Times New Roman" w:cs="Times New Roman" w:eastAsia="Times New Roman" w:hAnsi="Times New Roman"/>
-          <w:b w:val="false"/>
-          <w:bCs w:val="false"/>
-          <w:sz w:val="24"/>
-          <w:szCs w:val="24"/>
-        </w:rPr>
-        <w:t xml:space="preserve">b) PATRIA POTESTAD: De conformidad con lo preceptuado en los artículos doscientos cuarenta y tres y siguientes del Código Civil, ambos padres declaran expresamente que, a través del presente instrumento, determinan de manera expresa que la patria potestad respecto a {% if hijos|length == 1 %}el hijo{% else %}los hijos{% endif %} en común quedará radicada en {{ patria_potestad.radicada_en }}.</w:t>
-      </w:r>
-    </w:p>
-    <w:p>
-      <w:pPr>
-        <w:spacing w:after="200"/>
-        <w:jc w:val="both"/>
-      </w:pPr>
-      <w:r>
-        <w:rPr>
-          <w:rFonts w:ascii="Times New Roman" w:cs="Times New Roman" w:eastAsia="Times New Roman" w:hAnsi="Times New Roman"/>
-          <w:b w:val="false"/>
-          <w:bCs w:val="false"/>
-          <w:i w:val="false"/>
-          <w:iCs w:val="false"/>
-          <w:sz w:val="24"/>
-          <w:szCs w:val="24"/>
-        </w:rPr>
-        <w:t xml:space="preserve">c) ALIMENTOS: </w:t>
-      </w:r>
-      <w:r>
-        <w:rPr>
-          <w:rFonts w:ascii="Times New Roman" w:cs="Times New Roman" w:eastAsia="Times New Roman" w:hAnsi="Times New Roman"/>
-          <w:b w:val="false"/>
-          <w:bCs w:val="false"/>
-          <w:i w:val="false"/>
-          <w:iCs w:val="false"/>
-          <w:sz w:val="24"/>
-          <w:szCs w:val="24"/>
-        </w:rPr>
-        <w:t xml:space="preserve">{% if alimentos.tipo == 'mediacion_previa' %}Sobre este punto existe mediación familiar de aumento de alimentos y relación directa y regular de fecha {{ alimentos.fecha_mediacion }}, aprobada judicialmente por resolución de fecha {{ alimentos.fecha_resolucion }}, en causa RIT: {{ alimentos.rit }} del Juzgado de Familia de {{ alimentos.tribunal_origen }}, a cuyo tenor adherimos y ratificamos en este acto.{% else %}Las partes acuerdan que {{ alimentos.deudor }} pagará por concepto de pensión de alimentos en favor de {{ alimentos.beneficiarios }} la suma de {{ alimentos.monto }}, pagadera {{ alimentos.forma_pago }}, mediante depósito en {{ alimentos.cuenta_pago }}.{% endif %}</w:t>
-      </w:r>
-    </w:p>
-    <w:p>
-      <w:pPr>
-        <w:spacing w:after="200"/>
-        <w:jc w:val="both"/>
-      </w:pPr>
-      <w:r>
-        <w:rPr>
-          <w:rFonts w:ascii="Times New Roman" w:cs="Times New Roman" w:eastAsia="Times New Roman" w:hAnsi="Times New Roman"/>
-          <w:b w:val="false"/>
-          <w:bCs w:val="false"/>
-          <w:sz w:val="24"/>
-          <w:szCs w:val="24"/>
-        </w:rPr>
-        <w:t xml:space="preserve">Para dar cumplimiento a lo dispuesto en el inciso final del artículo 6 de la Ley N°14.908, las partes convienen que los gastos extraordinarios y de salud no previstos serán solventados por ambos padres {% if gastos_extraordinarios.porcentaje_madre == 50 and gastos_extraordinarios.porcentaje_padre == 50 %}en partes iguales, esto es, un 50% cada uno,{% else %}en un {{ gastos_extraordinarios.porcentaje_madre }}% a cargo de la madre y un {{ gastos_extraordinarios.porcentaje_padre }}% a cargo del padre,{% endif %} conforme a su capacidad económica. Los pagos correspondientes a dichos gastos deberán efectuarse mediante depósito en la Cuenta Rut N° {{ gastos_extraordinarios.cuenta_rut }}, del {{ gastos_extraordinarios.banco }}, a nombre de {{ gastos_extraordinarios.titular_cuenta }} dentro de los primeros cinco (5) días del mes siguiente a aquel en que se hayan generado dichos gastos.</w:t>
-      </w:r>
-    </w:p>
-    <w:p>
-      <w:pPr>
-        <w:spacing w:after="200"/>
-        <w:jc w:val="both"/>
-      </w:pPr>
-      <w:r>
-        <w:rPr>
-          <w:rFonts w:ascii="Times New Roman" w:cs="Times New Roman" w:eastAsia="Times New Roman" w:hAnsi="Times New Roman"/>
-          <w:b w:val="false"/>
-          <w:bCs w:val="false"/>
-          <w:i w:val="false"/>
-          <w:iCs w:val="false"/>
-          <w:sz w:val="24"/>
-          <w:szCs w:val="24"/>
-        </w:rPr>
-        <w:t xml:space="preserve">d) RELACIÓN DIRECTA Y REGULAR; </w:t>
-      </w:r>
-      <w:r>
-        <w:rPr>
-          <w:rFonts w:ascii="Times New Roman" w:cs="Times New Roman" w:eastAsia="Times New Roman" w:hAnsi="Times New Roman"/>
-          <w:b w:val="false"/>
-          <w:bCs w:val="false"/>
-          <w:i w:val="false"/>
-          <w:iCs w:val="false"/>
-          <w:sz w:val="24"/>
-          <w:szCs w:val="24"/>
-        </w:rPr>
-        <w:t xml:space="preserve">{% if relacion_directa_regular.tipo == 'mediacion_previa' %}Sobre este punto existe mediación familiar de alimentos y relación directa y regular de fecha {{ relacion_directa_regular.fecha_mediacion }}, aprobada judicialmente por resolución de fecha {{ relacion_directa_regular.fecha_resolucion }}, en causa RIT: {{ relacion_directa_regular.rit }} del Juzgado de Familia de {{ relacion_directa_regular.tribunal_origen }}, a cuyo tenor adherimos y ratificamos en este acto.{% else %}Las partes acuerdan que {{ relacion_directa_regular.padre_no_custodio }} podrá mantener relación directa y regular con {% if hijos|length == 1 %}el hijo{% else %}los hijos{% endif %} en los siguientes términos: {{ relacion_directa_regular.regimen_pactado }}.{% endif %}</w:t>
-      </w:r>
-    </w:p>
-    <w:p>
-      <w:pPr>
-        <w:spacing w:after="200"/>
+        <w:ind w:firstLine="708"/>
+        <w:jc w:val="both"/>
+      </w:pPr>
+      <w:r>
+        <w:rPr>
+          <w:rFonts w:ascii="Times New Roman" w:cs="Times New Roman" w:eastAsia="Times New Roman" w:hAnsi="Times New Roman"/>
+          <w:b/>
+          <w:bCs/>
+          <w:i w:val="false"/>
+          <w:iCs w:val="false"/>
+          <w:sz w:val="24"/>
+          <w:szCs w:val="24"/>
+        </w:rPr>
+        <w:t xml:space="preserve">a) CUIDADO PERSONAL</w:t>
+      </w:r>
+      <w:r>
+        <w:rPr>
+          <w:rFonts w:ascii="Times New Roman" w:cs="Times New Roman" w:eastAsia="Times New Roman" w:hAnsi="Times New Roman"/>
+          <w:b w:val="false"/>
+          <w:bCs w:val="false"/>
+          <w:i w:val="false"/>
+          <w:iCs w:val="false"/>
+          <w:sz w:val="24"/>
+          <w:szCs w:val="24"/>
+        </w:rPr>
+        <w:t xml:space="preserve">; Conforme lo establece el artículo 225 del Código Civil, corresponderá ejercer el cuidado personal de {% if hijos|length == 1 %}el hijo{% else %}los hijos{% endif %}, a {{ cuidado_personal.responsable }}, solicitando desde ya, se sirva oficiar al Servicio de Registro Civil e Identificación a fin de practicar la subinscripción correspondiente.</w:t>
+      </w:r>
+    </w:p>
+    <w:p>
+      <w:pPr>
+        <w:spacing w:after="200"/>
+        <w:ind w:firstLine="708"/>
+        <w:jc w:val="both"/>
+      </w:pPr>
+      <w:r>
+        <w:rPr>
+          <w:rFonts w:ascii="Times New Roman" w:cs="Times New Roman" w:eastAsia="Times New Roman" w:hAnsi="Times New Roman"/>
+          <w:b/>
+          <w:bCs/>
+          <w:i w:val="false"/>
+          <w:iCs w:val="false"/>
+          <w:sz w:val="24"/>
+          <w:szCs w:val="24"/>
+        </w:rPr>
+        <w:t xml:space="preserve">b) PATRIA POTESTAD</w:t>
+      </w:r>
+      <w:r>
+        <w:rPr>
+          <w:rFonts w:ascii="Times New Roman" w:cs="Times New Roman" w:eastAsia="Times New Roman" w:hAnsi="Times New Roman"/>
+          <w:b w:val="false"/>
+          <w:bCs w:val="false"/>
+          <w:i w:val="false"/>
+          <w:iCs w:val="false"/>
+          <w:sz w:val="24"/>
+          <w:szCs w:val="24"/>
+        </w:rPr>
+        <w:t xml:space="preserve">: De conformidad con lo preceptuado en los artículos doscientos cuarenta y tres y siguientes del Código Civil, ambos padres declaran expresamente que, a través del presente instrumento, determinan de manera expresa que la patria potestad respecto a {% if hijos|length == 1 %}el hijo{% else %}los hijos{% endif %} en común quedará radicada en {{ patria_potestad.radicada_en }}.</w:t>
+      </w:r>
+    </w:p>
+    <w:p>
+      <w:pPr>
+        <w:spacing w:after="200"/>
+        <w:ind w:firstLine="708"/>
+        <w:jc w:val="both"/>
+      </w:pPr>
+      <w:r>
+        <w:rPr>
+          <w:rFonts w:ascii="Times New Roman" w:cs="Times New Roman" w:eastAsia="Times New Roman" w:hAnsi="Times New Roman"/>
+          <w:b/>
+          <w:bCs/>
+          <w:i w:val="false"/>
+          <w:iCs w:val="false"/>
+          <w:sz w:val="24"/>
+          <w:szCs w:val="24"/>
+        </w:rPr>
+        <w:t xml:space="preserve">c) ALIMENTOS</w:t>
+      </w:r>
+      <w:r>
+        <w:rPr>
+          <w:rFonts w:ascii="Times New Roman" w:cs="Times New Roman" w:eastAsia="Times New Roman" w:hAnsi="Times New Roman"/>
+          <w:b w:val="false"/>
+          <w:bCs w:val="false"/>
+          <w:i w:val="false"/>
+          <w:iCs w:val="false"/>
+          <w:sz w:val="24"/>
+          <w:szCs w:val="24"/>
+        </w:rPr>
+        <w:t xml:space="preserve">: {% if alimentos.tipo == 'mediacion_previa' %}Sobre este punto existe mediación familiar de aumento de alimentos y relación directa y regular de fecha {{ alimentos.fecha_mediacion }}, aprobada judicialmente por resolución de fecha {{ alimentos.fecha_resolucion }}, en causa RIT: {{ alimentos.rit }} del Juzgado de Familia de {{ alimentos.tribunal_origen }}, a cuyo tenor adherimos y ratificamos en este acto.{% else %}Las partes acuerdan que {{ alimentos.deudor }} pagará por concepto de pensión de alimentos en favor de {{ alimentos.beneficiarios }} la suma de {{ alimentos.monto }}, pagadera {{ alimentos.forma_pago }}, mediante depósito en {{ alimentos.cuenta_pago }}.{% endif %}</w:t>
+      </w:r>
+    </w:p>
+    <w:p>
+      <w:pPr>
+        <w:spacing w:after="200"/>
+        <w:ind w:firstLine="708"/>
+        <w:jc w:val="both"/>
+      </w:pPr>
+      <w:r>
+        <w:rPr>
+          <w:rFonts w:ascii="Times New Roman" w:cs="Times New Roman" w:eastAsia="Times New Roman" w:hAnsi="Times New Roman"/>
+          <w:b w:val="false"/>
+          <w:bCs w:val="false"/>
+          <w:sz w:val="24"/>
+          <w:szCs w:val="24"/>
+        </w:rPr>
+        <w:t xml:space="preserve">{% if gastos_extraordinarios_aplica %}Para dar cumplimiento a lo dispuesto en el inciso final del artículo 6 de la Ley N°14.908, las partes convienen que los gastos extraordinarios y de salud no previstos serán solventados por ambos padres {% if gastos_extraordinarios.porcentaje_madre == 50 and gastos_extraordinarios.porcentaje_padre == 50 %}en partes iguales, esto es, un 50% cada uno,{% else %}en un {{ gastos_extraordinarios.porcentaje_madre }}% a cargo de la madre y un {{ gastos_extraordinarios.porcentaje_padre }}% a cargo del padre,{% endif %} conforme a su capacidad económica. Los pagos correspondientes a dichos gastos deberán efectuarse mediante depósito en la Cuenta Rut N° {{ gastos_extraordinarios.cuenta_rut }}, del {{ gastos_extraordinarios.banco }}, a nombre de {{ gastos_extraordinarios.titular_cuenta }} dentro de los primeros cinco (5) días del mes siguiente a aquel en que se hayan generado dichos gastos.{% endif %}</w:t>
+      </w:r>
+    </w:p>
+    <w:p>
+      <w:pPr>
+        <w:spacing w:after="200"/>
+        <w:ind w:firstLine="708"/>
+        <w:jc w:val="both"/>
+      </w:pPr>
+      <w:r>
+        <w:rPr>
+          <w:rFonts w:ascii="Times New Roman" w:cs="Times New Roman" w:eastAsia="Times New Roman" w:hAnsi="Times New Roman"/>
+          <w:b/>
+          <w:bCs/>
+          <w:i w:val="false"/>
+          <w:iCs w:val="false"/>
+          <w:sz w:val="24"/>
+          <w:szCs w:val="24"/>
+        </w:rPr>
+        <w:t xml:space="preserve">d) RELACIÓN DIRECTA Y REGULAR</w:t>
+      </w:r>
+      <w:r>
+        <w:rPr>
+          <w:rFonts w:ascii="Times New Roman" w:cs="Times New Roman" w:eastAsia="Times New Roman" w:hAnsi="Times New Roman"/>
+          <w:b w:val="false"/>
+          <w:bCs w:val="false"/>
+          <w:i w:val="false"/>
+          <w:iCs w:val="false"/>
+          <w:sz w:val="24"/>
+          <w:szCs w:val="24"/>
+        </w:rPr>
+        <w:t xml:space="preserve">; {% if relacion_directa_regular.tipo == 'mediacion_previa' %}Sobre este punto existe mediación familiar de alimentos y relación directa y regular de fecha {{ relacion_directa_regular.fecha_mediacion }}, aprobada judicialmente por resolución de fecha {{ relacion_directa_regular.fecha_resolucion }}, en causa RIT: {{ relacion_directa_regular.rit }} del Juzgado de Familia de {{ relacion_directa_regular.tribunal_origen }}, a cuyo tenor adherimos y ratificamos en este acto.{% else %}Las partes acuerdan que {{ relacion_directa_regular.padre_no_custodio }} podrá mantener relación directa y regular con {% if hijos|length == 1 %}el hijo{% else %}los hijos{% endif %} en los siguientes términos: {{ relacion_directa_regular.regimen_pactado }}.{% endif %}</w:t>
+      </w:r>
+    </w:p>
+    <w:p>
+      <w:pPr>
+        <w:spacing w:after="200"/>
+        <w:ind w:firstLine="708"/>
         <w:jc w:val="both"/>
       </w:pPr>
       <w:r>
@@ -1897,6 +2151,7 @@
     <w:p>
       <w:pPr>
         <w:spacing w:after="200"/>
+        <w:ind w:firstLine="708"/>
         <w:jc w:val="both"/>
       </w:pPr>
       <w:r>
@@ -1913,6 +2168,7 @@
     <w:p>
       <w:pPr>
         <w:spacing w:after="200"/>
+        <w:ind w:firstLine="708"/>
         <w:jc w:val="both"/>
       </w:pPr>
       <w:r>
@@ -1929,6 +2185,7 @@
     <w:p>
       <w:pPr>
         <w:spacing w:after="200"/>
+        <w:ind w:firstLine="708"/>
         <w:jc w:val="both"/>
       </w:pPr>
       <w:r>
@@ -1945,6 +2202,7 @@
     <w:p>
       <w:pPr>
         <w:spacing w:after="200"/>
+        <w:ind w:firstLine="708"/>
         <w:jc w:val="both"/>
       </w:pPr>
       <w:r>
@@ -1961,6 +2219,7 @@
     <w:p>
       <w:pPr>
         <w:spacing w:after="200"/>
+        <w:ind w:firstLine="708"/>
         <w:jc w:val="both"/>
       </w:pPr>
       <w:r>
@@ -1977,6 +2236,7 @@
     <w:p>
       <w:pPr>
         <w:spacing w:after="200"/>
+        <w:ind w:firstLine="708"/>
         <w:jc w:val="both"/>
       </w:pPr>
       <w:r>
@@ -2007,6 +2267,7 @@
     <w:p>
       <w:pPr>
         <w:spacing w:after="200"/>
+        <w:ind w:firstLine="708"/>
         <w:jc w:val="both"/>
       </w:pPr>
       <w:r>
@@ -2037,6 +2298,7 @@
     <w:p>
       <w:pPr>
         <w:spacing w:after="200"/>
+        <w:ind w:firstLine="708"/>
         <w:jc w:val="both"/>
       </w:pPr>
       <w:r>
@@ -2067,86 +2329,41 @@
     <w:p>
       <w:pPr>
         <w:spacing w:after="200"/>
-        <w:jc w:val="both"/>
-      </w:pPr>
-      <w:r>
-        <w:rPr>
-          <w:rFonts w:ascii="Times New Roman" w:cs="Times New Roman" w:eastAsia="Times New Roman" w:hAnsi="Times New Roman"/>
-          <w:b w:val="false"/>
-          <w:bCs w:val="false"/>
-          <w:sz w:val="24"/>
-          <w:szCs w:val="24"/>
-        </w:rPr>
-        <w:t xml:space="preserve">1. Acta de acuerdo regulatorio de relaciones mutuas suscrito entre los comparecientes, para su aprobación judicial.</w:t>
-      </w:r>
-    </w:p>
-    <w:p>
-      <w:pPr>
-        <w:spacing w:after="200"/>
-        <w:jc w:val="both"/>
-      </w:pPr>
-      <w:r>
-        <w:rPr>
-          <w:rFonts w:ascii="Times New Roman" w:cs="Times New Roman" w:eastAsia="Times New Roman" w:hAnsi="Times New Roman"/>
-          <w:b w:val="false"/>
-          <w:bCs w:val="false"/>
-          <w:sz w:val="24"/>
-          <w:szCs w:val="24"/>
-        </w:rPr>
-        <w:t xml:space="preserve">2. Certificado de matrimonio entre {{ demandante.nombre|upper }} y {{ demandado.nombre|upper }}.</w:t>
-      </w:r>
-    </w:p>
-    <w:p>
-      <w:pPr>
-        <w:spacing w:after="200"/>
-        <w:jc w:val="both"/>
-      </w:pPr>
-      <w:r>
-        <w:rPr>
-          <w:rFonts w:ascii="Times New Roman" w:cs="Times New Roman" w:eastAsia="Times New Roman" w:hAnsi="Times New Roman"/>
-          <w:b w:val="false"/>
-          <w:bCs w:val="false"/>
-          <w:sz w:val="24"/>
-          <w:szCs w:val="24"/>
-        </w:rPr>
-        <w:t xml:space="preserve">3. Informe de Cese de convivencia de fecha {{ fecha_informe_cese }}.</w:t>
-      </w:r>
-    </w:p>
-    <w:p>
-      <w:pPr>
-        <w:spacing w:after="200"/>
-        <w:jc w:val="both"/>
-      </w:pPr>
-      <w:r>
-        <w:rPr>
-          <w:rFonts w:ascii="Times New Roman" w:cs="Times New Roman" w:eastAsia="Times New Roman" w:hAnsi="Times New Roman"/>
-          <w:b w:val="false"/>
-          <w:bCs w:val="false"/>
-          <w:sz w:val="24"/>
-          <w:szCs w:val="24"/>
-        </w:rPr>
-        <w:t xml:space="preserve">{% for hijo in hijos %}</w:t>
-      </w:r>
-    </w:p>
-    <w:p>
-      <w:pPr>
-        <w:spacing w:after="200"/>
-        <w:jc w:val="both"/>
-      </w:pPr>
-      <w:r>
-        <w:rPr>
-          <w:rFonts w:ascii="Times New Roman" w:cs="Times New Roman" w:eastAsia="Times New Roman" w:hAnsi="Times New Roman"/>
-          <w:b w:val="false"/>
-          <w:bCs w:val="false"/>
-          <w:sz w:val="24"/>
-          <w:szCs w:val="24"/>
-        </w:rPr>
-        <w:t xml:space="preserve">{{ loop.index + 3 }}. Certificado de nacimiento de {{ hijo.nombre|upper }}.</w:t>
-      </w:r>
-    </w:p>
-    <w:p>
-      <w:pPr>
-        <w:spacing w:after="200"/>
+        <w:ind w:firstLine="708"/>
+        <w:jc w:val="both"/>
+      </w:pPr>
+      <w:r>
+        <w:rPr>
+          <w:rFonts w:ascii="Times New Roman" w:cs="Times New Roman" w:eastAsia="Times New Roman" w:hAnsi="Times New Roman"/>
+          <w:b w:val="false"/>
+          <w:bCs w:val="false"/>
+          <w:sz w:val="24"/>
+          <w:szCs w:val="24"/>
+        </w:rPr>
+        <w:t xml:space="preserve">{% for doc in documentos_acompanados %}</w:t>
+      </w:r>
+    </w:p>
+    <w:p>
+      <w:pPr>
+        <w:spacing w:after="200"/>
+        <w:ind w:firstLine="708"/>
+        <w:jc w:val="both"/>
+      </w:pPr>
+      <w:r>
+        <w:rPr>
+          <w:rFonts w:ascii="Times New Roman" w:cs="Times New Roman" w:eastAsia="Times New Roman" w:hAnsi="Times New Roman"/>
+          <w:b w:val="false"/>
+          <w:bCs w:val="false"/>
+          <w:sz w:val="24"/>
+          <w:szCs w:val="24"/>
+        </w:rPr>
+        <w:t xml:space="preserve">{{ loop.index }}. {{r doc }}</w:t>
+      </w:r>
+    </w:p>
+    <w:p>
+      <w:pPr>
+        <w:spacing w:after="200"/>
+        <w:ind w:firstLine="708"/>
         <w:jc w:val="both"/>
       </w:pPr>
       <w:r>
@@ -2163,70 +2380,7 @@
     <w:p>
       <w:pPr>
         <w:spacing w:after="200"/>
-        <w:jc w:val="both"/>
-      </w:pPr>
-      <w:r>
-        <w:rPr>
-          <w:rFonts w:ascii="Times New Roman" w:cs="Times New Roman" w:eastAsia="Times New Roman" w:hAnsi="Times New Roman"/>
-          <w:b w:val="false"/>
-          <w:bCs w:val="false"/>
-          <w:sz w:val="24"/>
-          <w:szCs w:val="24"/>
-        </w:rPr>
-        <w:t xml:space="preserve">{% if alimentos.tipo == 'mediacion_previa' or relacion_directa_regular.tipo == 'mediacion_previa' %}Acta de mediación.{% endif %}</w:t>
-      </w:r>
-    </w:p>
-    <w:p>
-      <w:pPr>
-        <w:spacing w:after="200"/>
-        <w:jc w:val="both"/>
-      </w:pPr>
-      <w:r>
-        <w:rPr>
-          <w:rFonts w:ascii="Times New Roman" w:cs="Times New Roman" w:eastAsia="Times New Roman" w:hAnsi="Times New Roman"/>
-          <w:b w:val="false"/>
-          <w:bCs w:val="false"/>
-          <w:sz w:val="24"/>
-          <w:szCs w:val="24"/>
-        </w:rPr>
-        <w:t xml:space="preserve">Declaración jurada de testigo de {{ testigos[0].nombre|upper }}, suscrita con firma electrónica simple mediante Oficina Judicial Virtual, de acuerdo a lo dispuesto en el inciso final del artículo 64 bis de la ley 19.968.</w:t>
-      </w:r>
-    </w:p>
-    <w:p>
-      <w:pPr>
-        <w:spacing w:after="200"/>
-        <w:jc w:val="both"/>
-      </w:pPr>
-      <w:r>
-        <w:rPr>
-          <w:rFonts w:ascii="Times New Roman" w:cs="Times New Roman" w:eastAsia="Times New Roman" w:hAnsi="Times New Roman"/>
-          <w:b w:val="false"/>
-          <w:bCs w:val="false"/>
-          <w:sz w:val="24"/>
-          <w:szCs w:val="24"/>
-        </w:rPr>
-        <w:t xml:space="preserve">Declaración jurada de testigo de {{ testigos[1].nombre|upper }}, suscrita con firma electrónica simple mediante Oficina Judicial Virtual, de acuerdo a lo dispuesto en el inciso final del artículo 64 bis de la ley 19.968.</w:t>
-      </w:r>
-    </w:p>
-    <w:p>
-      <w:pPr>
-        <w:spacing w:after="200"/>
-        <w:jc w:val="both"/>
-      </w:pPr>
-      <w:r>
-        <w:rPr>
-          <w:rFonts w:ascii="Times New Roman" w:cs="Times New Roman" w:eastAsia="Times New Roman" w:hAnsi="Times New Roman"/>
-          <w:b w:val="false"/>
-          <w:bCs w:val="false"/>
-          <w:sz w:val="24"/>
-          <w:szCs w:val="24"/>
-        </w:rPr>
-        <w:t xml:space="preserve">Certificado de IUS POSTULANDI vigente de la estudiante habilitada en Derecho KARIN PAZ VALENZUELA AGUILAR.</w:t>
-      </w:r>
-    </w:p>
-    <w:p>
-      <w:pPr>
-        <w:spacing w:after="200"/>
+        <w:ind w:firstLine="708"/>
         <w:jc w:val="both"/>
       </w:pPr>
       <w:r>
@@ -2257,6 +2411,7 @@
     <w:p>
       <w:pPr>
         <w:spacing w:after="200"/>
+        <w:ind w:firstLine="708"/>
         <w:jc w:val="both"/>
       </w:pPr>
       <w:r>
@@ -2287,6 +2442,7 @@
     <w:p>
       <w:pPr>
         <w:spacing w:after="200"/>
+        <w:ind w:firstLine="708"/>
         <w:jc w:val="both"/>
       </w:pPr>
       <w:r>
@@ -2303,22 +2459,50 @@
     <w:p>
       <w:pPr>
         <w:spacing w:after="200"/>
-        <w:jc w:val="both"/>
-      </w:pPr>
-      <w:r>
-        <w:rPr>
-          <w:rFonts w:ascii="Times New Roman" w:cs="Times New Roman" w:eastAsia="Times New Roman" w:hAnsi="Times New Roman"/>
-          <w:b w:val="false"/>
-          <w:bCs w:val="false"/>
-          <w:sz w:val="24"/>
-          <w:szCs w:val="24"/>
-        </w:rPr>
-        <w:t xml:space="preserve">{{ loop.index }}. {{ testigo.nombre }}, cédula nacional de identidad N° {{ testigo.rut }}, {{ testigo.estado_civil }}, {{ testigo.profesion }}, domiciliado(a) en {{ testigo.domicilio }}.</w:t>
-      </w:r>
-    </w:p>
-    <w:p>
-      <w:pPr>
-        <w:spacing w:after="200"/>
+        <w:ind w:firstLine="708"/>
+        <w:jc w:val="both"/>
+      </w:pPr>
+      <w:r>
+        <w:rPr>
+          <w:rFonts w:ascii="Times New Roman" w:cs="Times New Roman" w:eastAsia="Times New Roman" w:hAnsi="Times New Roman"/>
+          <w:b w:val="false"/>
+          <w:bCs w:val="false"/>
+          <w:i w:val="false"/>
+          <w:iCs w:val="false"/>
+          <w:sz w:val="24"/>
+          <w:szCs w:val="24"/>
+        </w:rPr>
+        <w:t xml:space="preserve">{{ loop.index }}. </w:t>
+      </w:r>
+      <w:r>
+        <w:rPr>
+          <w:rFonts w:ascii="Times New Roman" w:cs="Times New Roman" w:eastAsia="Times New Roman" w:hAnsi="Times New Roman"/>
+          <w:b/>
+          <w:bCs/>
+          <w:i w:val="false"/>
+          <w:iCs w:val="false"/>
+          <w:sz w:val="24"/>
+          <w:szCs w:val="24"/>
+        </w:rPr>
+        <w:t xml:space="preserve">{{ testigo.nombre|upper }}</w:t>
+      </w:r>
+      <w:r>
+        <w:rPr>
+          <w:rFonts w:ascii="Times New Roman" w:cs="Times New Roman" w:eastAsia="Times New Roman" w:hAnsi="Times New Roman"/>
+          <w:b w:val="false"/>
+          <w:bCs w:val="false"/>
+          <w:i w:val="false"/>
+          <w:iCs w:val="false"/>
+          <w:sz w:val="24"/>
+          <w:szCs w:val="24"/>
+        </w:rPr>
+        <w:t xml:space="preserve">, cédula nacional de identidad N° {{ testigo.rut }}, {{ testigo.estado_civil }}, {{ testigo.profesion }}, {% if testigo.genero == 'F' %}domiciliada{% else %}domiciliado{% endif %} en {{ testigo.domicilio }}.</w:t>
+      </w:r>
+    </w:p>
+    <w:p>
+      <w:pPr>
+        <w:spacing w:after="200"/>
+        <w:ind w:firstLine="708"/>
         <w:jc w:val="both"/>
       </w:pPr>
       <w:r>
@@ -2335,6 +2519,7 @@
     <w:p>
       <w:pPr>
         <w:spacing w:after="200"/>
+        <w:ind w:firstLine="708"/>
         <w:jc w:val="both"/>
       </w:pPr>
       <w:r>
@@ -2365,6 +2550,7 @@
     <w:p>
       <w:pPr>
         <w:spacing w:after="200"/>
+        <w:ind w:firstLine="708"/>
         <w:jc w:val="both"/>
       </w:pPr>
       <w:r>
@@ -2383,6 +2569,7 @@
     <w:p>
       <w:pPr>
         <w:spacing w:after="200"/>
+        <w:ind w:firstLine="708"/>
         <w:jc w:val="both"/>
       </w:pPr>
       <w:r>
@@ -2413,6 +2600,7 @@
     <w:p>
       <w:pPr>
         <w:spacing w:after="200"/>
+        <w:ind w:firstLine="708"/>
         <w:jc w:val="both"/>
       </w:pPr>
       <w:r>
@@ -2443,6 +2631,7 @@
     <w:p>
       <w:pPr>
         <w:spacing w:after="200"/>
+        <w:ind w:firstLine="708"/>
         <w:jc w:val="both"/>
       </w:pPr>
       <w:r>
@@ -2473,6 +2662,7 @@
     <w:p>
       <w:pPr>
         <w:spacing w:after="200"/>
+        <w:ind w:firstLine="708"/>
         <w:jc w:val="both"/>
       </w:pPr>
       <w:r>
@@ -2489,6 +2679,7 @@
     <w:p>
       <w:pPr>
         <w:spacing w:after="200"/>
+        <w:ind w:firstLine="708"/>
         <w:jc w:val="both"/>
       </w:pPr>
       <w:r>
@@ -2505,6 +2696,7 @@
     <w:p>
       <w:pPr>
         <w:spacing w:after="200"/>
+        <w:ind w:firstLine="708"/>
         <w:jc w:val="both"/>
       </w:pPr>
       <w:r>
@@ -2521,6 +2713,7 @@
     <w:p>
       <w:pPr>
         <w:spacing w:after="200"/>
+        <w:ind w:firstLine="708"/>
         <w:jc w:val="both"/>
       </w:pPr>
       <w:r>
@@ -2551,6 +2744,7 @@
     <w:p>
       <w:pPr>
         <w:spacing w:after="200"/>
+        <w:ind w:firstLine="708"/>
         <w:jc w:val="both"/>
       </w:pPr>
       <w:r>
@@ -2567,6 +2761,7 @@
     <w:p>
       <w:pPr>
         <w:spacing w:after="200"/>
+        <w:ind w:firstLine="708"/>
         <w:jc w:val="both"/>
       </w:pPr>
       <w:r>
@@ -2583,6 +2778,7 @@
     <w:p>
       <w:pPr>
         <w:spacing w:after="200"/>
+        <w:ind w:firstLine="708"/>
         <w:jc w:val="both"/>
       </w:pPr>
       <w:r>
@@ -2599,6 +2795,7 @@
     <w:p>
       <w:pPr>
         <w:spacing w:after="200"/>
+        <w:ind w:firstLine="708"/>
         <w:jc w:val="both"/>
       </w:pPr>
       <w:r>
@@ -2615,6 +2812,7 @@
     <w:p>
       <w:pPr>
         <w:spacing w:after="200"/>
+        <w:ind w:firstLine="708"/>
         <w:jc w:val="both"/>
       </w:pPr>
       <w:r>
@@ -2693,6 +2891,7 @@
     <w:p>
       <w:pPr>
         <w:spacing w:after="200"/>
+        <w:ind w:firstLine="708"/>
         <w:jc w:val="both"/>
       </w:pPr>
       <w:r>
@@ -2709,6 +2908,7 @@
     <w:p>
       <w:pPr>
         <w:spacing w:after="200"/>
+        <w:ind w:firstLine="708"/>
         <w:jc w:val="both"/>
       </w:pPr>
       <w:r>
@@ -2811,6 +3011,7 @@
     <w:p>
       <w:pPr>
         <w:spacing w:after="200"/>
+        <w:ind w:firstLine="708"/>
         <w:jc w:val="both"/>
       </w:pPr>
       <w:r>
@@ -2827,6 +3028,7 @@
     <w:p>
       <w:pPr>
         <w:spacing w:after="200"/>
+        <w:ind w:firstLine="708"/>
         <w:jc w:val="both"/>
       </w:pPr>
       <w:r>
@@ -2845,6 +3047,7 @@
     <w:p>
       <w:pPr>
         <w:spacing w:after="200"/>
+        <w:ind w:firstLine="708"/>
         <w:jc w:val="both"/>
       </w:pPr>
       <w:r>
@@ -2875,6 +3078,7 @@
     <w:p>
       <w:pPr>
         <w:spacing w:after="200"/>
+        <w:ind w:firstLine="708"/>
         <w:jc w:val="both"/>
       </w:pPr>
       <w:r>
@@ -2891,6 +3095,7 @@
     <w:p>
       <w:pPr>
         <w:spacing w:after="200"/>
+        <w:ind w:firstLine="708"/>
         <w:jc w:val="both"/>
       </w:pPr>
       <w:r>
@@ -2969,6 +3174,7 @@
     <w:p>
       <w:pPr>
         <w:spacing w:after="200"/>
+        <w:ind w:firstLine="708"/>
         <w:jc w:val="both"/>
       </w:pPr>
       <w:r>
@@ -2987,6 +3193,7 @@
     <w:p>
       <w:pPr>
         <w:spacing w:after="200"/>
+        <w:ind w:firstLine="708"/>
         <w:jc w:val="both"/>
       </w:pPr>
       <w:r>
@@ -3017,6 +3224,7 @@
     <w:p>
       <w:pPr>
         <w:spacing w:after="200"/>
+        <w:ind w:firstLine="708"/>
         <w:jc w:val="both"/>
       </w:pPr>
       <w:r>

--- a/DMA_Template.docx
+++ b/DMA_Template.docx
@@ -4,7 +4,7 @@
   <w:body>
     <w:p>
       <w:pPr>
-        <w:spacing w:after="200"/>
+        <w:spacing w:after="200" w:line="360" w:lineRule="auto"/>
         <w:jc w:val="both"/>
       </w:pPr>
       <w:r>
@@ -34,7 +34,7 @@
     </w:p>
     <w:p>
       <w:pPr>
-        <w:spacing w:after="200"/>
+        <w:spacing w:after="200" w:line="360" w:lineRule="auto"/>
         <w:jc w:val="both"/>
       </w:pPr>
       <w:r>
@@ -64,7 +64,7 @@
     </w:p>
     <w:p>
       <w:pPr>
-        <w:spacing w:after="200"/>
+        <w:spacing w:after="200" w:line="360" w:lineRule="auto"/>
         <w:jc w:val="both"/>
       </w:pPr>
       <w:r>
@@ -94,7 +94,7 @@
     </w:p>
     <w:p>
       <w:pPr>
-        <w:spacing w:after="200"/>
+        <w:spacing w:after="200" w:line="360" w:lineRule="auto"/>
         <w:jc w:val="both"/>
       </w:pPr>
       <w:r>
@@ -124,7 +124,7 @@
     </w:p>
     <w:p>
       <w:pPr>
-        <w:spacing w:after="200"/>
+        <w:spacing w:after="200" w:line="360" w:lineRule="auto"/>
         <w:jc w:val="both"/>
       </w:pPr>
       <w:r>
@@ -154,7 +154,7 @@
     </w:p>
     <w:p>
       <w:pPr>
-        <w:spacing w:after="200"/>
+        <w:spacing w:after="200" w:line="360" w:lineRule="auto"/>
         <w:jc w:val="both"/>
       </w:pPr>
       <w:r>
@@ -184,7 +184,7 @@
     </w:p>
     <w:p>
       <w:pPr>
-        <w:spacing w:after="200"/>
+        <w:spacing w:after="200" w:line="360" w:lineRule="auto"/>
         <w:jc w:val="both"/>
       </w:pPr>
       <w:r>
@@ -214,7 +214,7 @@
     </w:p>
     <w:p>
       <w:pPr>
-        <w:spacing w:after="200"/>
+        <w:spacing w:after="200" w:line="360" w:lineRule="auto"/>
         <w:jc w:val="both"/>
       </w:pPr>
       <w:r>
@@ -244,7 +244,7 @@
     </w:p>
     <w:p>
       <w:pPr>
-        <w:spacing w:after="200"/>
+        <w:spacing w:after="200" w:line="360" w:lineRule="auto"/>
         <w:jc w:val="both"/>
       </w:pPr>
       <w:r>
@@ -274,7 +274,7 @@
     </w:p>
     <w:p>
       <w:pPr>
-        <w:spacing w:after="200"/>
+        <w:spacing w:after="200" w:line="360" w:lineRule="auto"/>
         <w:jc w:val="both"/>
       </w:pPr>
       <w:r>
@@ -304,7 +304,7 @@
     </w:p>
     <w:p>
       <w:pPr>
-        <w:spacing w:after="200"/>
+        <w:spacing w:after="200" w:line="360" w:lineRule="auto"/>
         <w:jc w:val="both"/>
       </w:pPr>
       <w:r>
@@ -334,7 +334,7 @@
     </w:p>
     <w:p>
       <w:pPr>
-        <w:spacing w:after="200"/>
+        <w:spacing w:after="200" w:line="360" w:lineRule="auto"/>
         <w:jc w:val="both"/>
       </w:pPr>
       <w:r>
@@ -364,7 +364,7 @@
     </w:p>
     <w:p>
       <w:pPr>
-        <w:spacing w:after="200"/>
+        <w:spacing w:after="200" w:line="360" w:lineRule="auto"/>
         <w:jc w:val="both"/>
       </w:pPr>
       <w:r>
@@ -394,7 +394,7 @@
     </w:p>
     <w:p>
       <w:pPr>
-        <w:spacing w:after="200"/>
+        <w:spacing w:after="200" w:line="360" w:lineRule="auto"/>
         <w:jc w:val="both"/>
       </w:pPr>
       <w:r>
@@ -424,7 +424,7 @@
     </w:p>
     <w:p>
       <w:pPr>
-        <w:spacing w:after="200"/>
+        <w:spacing w:after="200" w:line="360" w:lineRule="auto"/>
         <w:jc w:val="both"/>
       </w:pPr>
       <w:r>
@@ -454,7 +454,7 @@
     </w:p>
     <w:p>
       <w:pPr>
-        <w:spacing w:after="200"/>
+        <w:spacing w:after="200" w:line="360" w:lineRule="auto"/>
         <w:jc w:val="both"/>
       </w:pPr>
       <w:r>
@@ -484,7 +484,7 @@
     </w:p>
     <w:p>
       <w:pPr>
-        <w:spacing w:after="200"/>
+        <w:spacing w:after="200" w:line="360" w:lineRule="auto"/>
         <w:jc w:val="both"/>
       </w:pPr>
       <w:r>
@@ -514,7 +514,7 @@
     </w:p>
     <w:p>
       <w:pPr>
-        <w:spacing w:after="200"/>
+        <w:spacing w:after="200" w:line="360" w:lineRule="auto"/>
         <w:jc w:val="both"/>
       </w:pPr>
       <w:r>
@@ -532,7 +532,7 @@
     </w:p>
     <w:p>
       <w:pPr>
-        <w:spacing w:after="200"/>
+        <w:spacing w:after="200" w:line="360" w:lineRule="auto"/>
         <w:jc w:val="both"/>
       </w:pPr>
       <w:r>
@@ -562,7 +562,7 @@
     </w:p>
     <w:p>
       <w:pPr>
-        <w:spacing w:after="200"/>
+        <w:spacing w:after="200" w:line="360" w:lineRule="auto"/>
         <w:jc w:val="both"/>
       </w:pPr>
       <w:r>
@@ -592,7 +592,7 @@
     </w:p>
     <w:p>
       <w:pPr>
-        <w:spacing w:after="200"/>
+        <w:spacing w:after="200" w:line="360" w:lineRule="auto"/>
         <w:jc w:val="both"/>
       </w:pPr>
       <w:r>
@@ -622,7 +622,7 @@
     </w:p>
     <w:p>
       <w:pPr>
-        <w:spacing w:after="200"/>
+        <w:spacing w:after="200" w:line="360" w:lineRule="auto"/>
         <w:jc w:val="both"/>
       </w:pPr>
       <w:r>
@@ -652,7 +652,7 @@
     </w:p>
     <w:p>
       <w:pPr>
-        <w:spacing w:after="200"/>
+        <w:spacing w:after="200" w:line="360" w:lineRule="auto"/>
         <w:jc w:val="both"/>
       </w:pPr>
       <w:r>
@@ -670,7 +670,7 @@
     </w:p>
     <w:p>
       <w:pPr>
-        <w:spacing w:after="200"/>
+        <w:spacing w:after="200" w:line="360" w:lineRule="auto"/>
         <w:jc w:val="both"/>
       </w:pPr>
       <w:r>
@@ -688,7 +688,7 @@
     </w:p>
     <w:p>
       <w:pPr>
-        <w:spacing w:after="200"/>
+        <w:spacing w:after="200" w:line="360" w:lineRule="auto"/>
         <w:jc w:val="both"/>
       </w:pPr>
       <w:r>
@@ -706,7 +706,7 @@
     </w:p>
     <w:p>
       <w:pPr>
-        <w:spacing w:after="200"/>
+        <w:spacing w:after="200" w:line="360" w:lineRule="auto"/>
         <w:jc w:val="both"/>
       </w:pPr>
       <w:r>
@@ -736,7 +736,7 @@
     </w:p>
     <w:p>
       <w:pPr>
-        <w:spacing w:after="200"/>
+        <w:spacing w:after="200" w:line="360" w:lineRule="auto"/>
         <w:jc w:val="both"/>
       </w:pPr>
       <w:r>
@@ -766,7 +766,7 @@
     </w:p>
     <w:p>
       <w:pPr>
-        <w:spacing w:after="200"/>
+        <w:spacing w:after="200" w:line="360" w:lineRule="auto"/>
         <w:jc w:val="both"/>
       </w:pPr>
       <w:r>
@@ -796,7 +796,7 @@
     </w:p>
     <w:p>
       <w:pPr>
-        <w:spacing w:after="200"/>
+        <w:spacing w:after="200" w:line="360" w:lineRule="auto"/>
         <w:jc w:val="both"/>
       </w:pPr>
       <w:r>
@@ -814,7 +814,7 @@
     </w:p>
     <w:p>
       <w:pPr>
-        <w:spacing w:after="200"/>
+        <w:spacing w:after="200" w:line="360" w:lineRule="auto"/>
         <w:jc w:val="both"/>
       </w:pPr>
       <w:r>
@@ -832,7 +832,7 @@
     </w:p>
     <w:p>
       <w:pPr>
-        <w:spacing w:after="200"/>
+        <w:spacing w:after="200" w:line="360" w:lineRule="auto"/>
         <w:jc w:val="both"/>
       </w:pPr>
       <w:r>
@@ -1090,7 +1090,7 @@
     </w:p>
     <w:p>
       <w:pPr>
-        <w:spacing w:after="200"/>
+        <w:spacing w:after="200" w:line="360" w:lineRule="auto"/>
         <w:jc w:val="center"/>
       </w:pPr>
       <w:r>
@@ -1106,7 +1106,7 @@
     </w:p>
     <w:p>
       <w:pPr>
-        <w:spacing w:after="200"/>
+        <w:spacing w:after="200" w:line="360" w:lineRule="auto"/>
         <w:ind w:firstLine="708"/>
         <w:jc w:val="both"/>
       </w:pPr>
@@ -1161,7 +1161,7 @@
     </w:p>
     <w:p>
       <w:pPr>
-        <w:spacing w:after="200"/>
+        <w:spacing w:after="200" w:line="360" w:lineRule="auto"/>
         <w:ind w:firstLine="708"/>
         <w:jc w:val="both"/>
       </w:pPr>
@@ -1178,7 +1178,7 @@
     </w:p>
     <w:p>
       <w:pPr>
-        <w:spacing w:after="200"/>
+        <w:spacing w:after="200" w:line="360" w:lineRule="auto"/>
         <w:jc w:val="center"/>
       </w:pPr>
       <w:r>
@@ -1194,7 +1194,7 @@
     </w:p>
     <w:p>
       <w:pPr>
-        <w:spacing w:after="200"/>
+        <w:spacing w:after="200" w:line="360" w:lineRule="auto"/>
         <w:ind w:firstLine="708"/>
         <w:jc w:val="both"/>
       </w:pPr>
@@ -1237,7 +1237,7 @@
     </w:p>
     <w:p>
       <w:pPr>
-        <w:spacing w:after="200"/>
+        <w:spacing w:after="200" w:line="360" w:lineRule="auto"/>
         <w:ind w:firstLine="708"/>
         <w:jc w:val="both"/>
       </w:pPr>
@@ -1254,7 +1254,7 @@
     </w:p>
     <w:p>
       <w:pPr>
-        <w:spacing w:after="200"/>
+        <w:spacing w:after="200" w:line="360" w:lineRule="auto"/>
         <w:ind w:firstLine="708"/>
         <w:jc w:val="both"/>
       </w:pPr>
@@ -1357,7 +1357,7 @@
     </w:p>
     <w:p>
       <w:pPr>
-        <w:spacing w:after="200"/>
+        <w:spacing w:after="200" w:line="360" w:lineRule="auto"/>
         <w:ind w:firstLine="708"/>
         <w:jc w:val="both"/>
       </w:pPr>
@@ -1388,7 +1388,7 @@
     </w:p>
     <w:p>
       <w:pPr>
-        <w:spacing w:after="200"/>
+        <w:spacing w:after="200" w:line="360" w:lineRule="auto"/>
         <w:ind w:firstLine="708"/>
         <w:jc w:val="both"/>
       </w:pPr>
@@ -1405,7 +1405,7 @@
     </w:p>
     <w:p>
       <w:pPr>
-        <w:spacing w:after="200"/>
+        <w:spacing w:after="200" w:line="360" w:lineRule="auto"/>
         <w:ind w:firstLine="708"/>
         <w:jc w:val="both"/>
       </w:pPr>
@@ -1422,7 +1422,7 @@
     </w:p>
     <w:p>
       <w:pPr>
-        <w:spacing w:after="200"/>
+        <w:spacing w:after="200" w:line="360" w:lineRule="auto"/>
         <w:ind w:firstLine="708"/>
         <w:jc w:val="both"/>
       </w:pPr>
@@ -1439,7 +1439,7 @@
     </w:p>
     <w:p>
       <w:pPr>
-        <w:spacing w:after="200"/>
+        <w:spacing w:after="200" w:line="360" w:lineRule="auto"/>
         <w:ind w:firstLine="708"/>
         <w:jc w:val="both"/>
       </w:pPr>
@@ -1456,7 +1456,7 @@
     </w:p>
     <w:p>
       <w:pPr>
-        <w:spacing w:after="200"/>
+        <w:spacing w:after="200" w:line="360" w:lineRule="auto"/>
         <w:jc w:val="center"/>
       </w:pPr>
       <w:r>
@@ -1472,7 +1472,7 @@
     </w:p>
     <w:p>
       <w:pPr>
-        <w:spacing w:after="200"/>
+        <w:spacing w:after="200" w:line="360" w:lineRule="auto"/>
         <w:ind w:firstLine="708"/>
         <w:jc w:val="both"/>
       </w:pPr>
@@ -1489,7 +1489,7 @@
     </w:p>
     <w:p>
       <w:pPr>
-        <w:spacing w:after="200"/>
+        <w:spacing w:after="200" w:line="360" w:lineRule="auto"/>
         <w:ind w:firstLine="708"/>
         <w:jc w:val="both"/>
       </w:pPr>
@@ -1506,7 +1506,7 @@
     </w:p>
     <w:p>
       <w:pPr>
-        <w:spacing w:after="200"/>
+        <w:spacing w:after="200" w:line="360" w:lineRule="auto"/>
         <w:ind w:firstLine="708"/>
         <w:jc w:val="both"/>
       </w:pPr>
@@ -1523,7 +1523,7 @@
     </w:p>
     <w:p>
       <w:pPr>
-        <w:spacing w:after="200"/>
+        <w:spacing w:after="200" w:line="360" w:lineRule="auto"/>
         <w:ind w:firstLine="708"/>
         <w:jc w:val="both"/>
       </w:pPr>
@@ -1540,7 +1540,7 @@
     </w:p>
     <w:p>
       <w:pPr>
-        <w:spacing w:after="200"/>
+        <w:spacing w:after="200" w:line="360" w:lineRule="auto"/>
         <w:ind w:firstLine="708"/>
         <w:jc w:val="both"/>
       </w:pPr>
@@ -1643,7 +1643,7 @@
     </w:p>
     <w:p>
       <w:pPr>
-        <w:spacing w:after="200"/>
+        <w:spacing w:after="200" w:line="360" w:lineRule="auto"/>
         <w:ind w:firstLine="708"/>
         <w:jc w:val="both"/>
       </w:pPr>
@@ -1660,7 +1660,7 @@
     </w:p>
     <w:p>
       <w:pPr>
-        <w:spacing w:after="200"/>
+        <w:spacing w:after="200" w:line="360" w:lineRule="auto"/>
         <w:ind w:firstLine="708"/>
         <w:jc w:val="both"/>
       </w:pPr>
@@ -1677,7 +1677,7 @@
     </w:p>
     <w:p>
       <w:pPr>
-        <w:spacing w:after="200"/>
+        <w:spacing w:after="200" w:line="360" w:lineRule="auto"/>
         <w:ind w:firstLine="708"/>
         <w:jc w:val="both"/>
       </w:pPr>
@@ -1708,7 +1708,7 @@
     </w:p>
     <w:p>
       <w:pPr>
-        <w:spacing w:after="200"/>
+        <w:spacing w:after="200" w:line="360" w:lineRule="auto"/>
         <w:jc w:val="center"/>
       </w:pPr>
       <w:r>
@@ -1724,7 +1724,7 @@
     </w:p>
     <w:p>
       <w:pPr>
-        <w:spacing w:after="200"/>
+        <w:spacing w:after="200" w:line="360" w:lineRule="auto"/>
         <w:jc w:val="center"/>
       </w:pPr>
       <w:r>
@@ -1740,7 +1740,7 @@
     </w:p>
     <w:p>
       <w:pPr>
-        <w:spacing w:after="200"/>
+        <w:spacing w:after="200" w:line="360" w:lineRule="auto"/>
         <w:ind w:firstLine="708"/>
         <w:jc w:val="both"/>
       </w:pPr>
@@ -1795,7 +1795,7 @@
     </w:p>
     <w:p>
       <w:pPr>
-        <w:spacing w:after="200"/>
+        <w:spacing w:after="200" w:line="360" w:lineRule="auto"/>
         <w:ind w:firstLine="708"/>
         <w:jc w:val="both"/>
       </w:pPr>
@@ -1812,7 +1812,7 @@
     </w:p>
     <w:p>
       <w:pPr>
-        <w:spacing w:after="200"/>
+        <w:spacing w:after="200" w:line="360" w:lineRule="auto"/>
         <w:ind w:firstLine="708"/>
         <w:jc w:val="both"/>
       </w:pPr>
@@ -1855,7 +1855,7 @@
     </w:p>
     <w:p>
       <w:pPr>
-        <w:spacing w:after="200"/>
+        <w:spacing w:after="200" w:line="360" w:lineRule="auto"/>
         <w:ind w:firstLine="708"/>
         <w:jc w:val="both"/>
       </w:pPr>
@@ -1872,7 +1872,7 @@
     </w:p>
     <w:p>
       <w:pPr>
-        <w:spacing w:after="200"/>
+        <w:spacing w:after="200" w:line="360" w:lineRule="auto"/>
         <w:ind w:firstLine="708"/>
         <w:jc w:val="both"/>
       </w:pPr>
@@ -1975,7 +1975,7 @@
     </w:p>
     <w:p>
       <w:pPr>
-        <w:spacing w:after="200"/>
+        <w:spacing w:after="200" w:line="360" w:lineRule="auto"/>
         <w:ind w:firstLine="708"/>
         <w:jc w:val="both"/>
       </w:pPr>
@@ -1992,7 +1992,7 @@
     </w:p>
     <w:p>
       <w:pPr>
-        <w:spacing w:after="200"/>
+        <w:spacing w:after="200" w:line="360" w:lineRule="auto"/>
         <w:ind w:firstLine="708"/>
         <w:jc w:val="both"/>
       </w:pPr>
@@ -2023,7 +2023,7 @@
     </w:p>
     <w:p>
       <w:pPr>
-        <w:spacing w:after="200"/>
+        <w:spacing w:after="200" w:line="360" w:lineRule="auto"/>
         <w:ind w:firstLine="708"/>
         <w:jc w:val="both"/>
       </w:pPr>
@@ -2054,7 +2054,7 @@
     </w:p>
     <w:p>
       <w:pPr>
-        <w:spacing w:after="200"/>
+        <w:spacing w:after="200" w:line="360" w:lineRule="auto"/>
         <w:ind w:firstLine="708"/>
         <w:jc w:val="both"/>
       </w:pPr>
@@ -2085,7 +2085,7 @@
     </w:p>
     <w:p>
       <w:pPr>
-        <w:spacing w:after="200"/>
+        <w:spacing w:after="200" w:line="360" w:lineRule="auto"/>
         <w:ind w:firstLine="708"/>
         <w:jc w:val="both"/>
       </w:pPr>
@@ -2102,7 +2102,7 @@
     </w:p>
     <w:p>
       <w:pPr>
-        <w:spacing w:after="200"/>
+        <w:spacing w:after="200" w:line="360" w:lineRule="auto"/>
         <w:ind w:firstLine="708"/>
         <w:jc w:val="both"/>
       </w:pPr>
@@ -2128,12 +2128,12 @@
           <w:sz w:val="24"/>
           <w:szCs w:val="24"/>
         </w:rPr>
-        <w:t xml:space="preserve">; {% if relacion_directa_regular.tipo == 'mediacion_previa' %}Sobre este punto existe mediación familiar de alimentos y relación directa y regular de fecha {{ relacion_directa_regular.fecha_mediacion }}, aprobada judicialmente por resolución de fecha {{ relacion_directa_regular.fecha_resolucion }}, en causa RIT: {{ relacion_directa_regular.rit }} del Juzgado de Familia de {{ relacion_directa_regular.tribunal_origen }}, a cuyo tenor adherimos y ratificamos en este acto.{% else %}Las partes acuerdan que {{ relacion_directa_regular.padre_no_custodio }} podrá mantener relación directa y regular con {% if hijos|length == 1 %}el hijo{% else %}los hijos{% endif %} en los siguientes términos: {{ relacion_directa_regular.regimen_pactado }}.{% endif %}</w:t>
-      </w:r>
-    </w:p>
-    <w:p>
-      <w:pPr>
-        <w:spacing w:after="200"/>
+        <w:t xml:space="preserve">; {% if relacion_directa_regular.tipo == 'mediacion_previa' %}Sobre este punto existe mediación familiar de alimentos y relación directa y regular de fecha {{ relacion_directa_regular.fecha_mediacion }}, aprobada judicialmente por resolución de fecha {{ relacion_directa_regular.fecha_resolucion }}, en causa RIT: {{ relacion_directa_regular.rit }} del Juzgado de Familia de {{ relacion_directa_regular.tribunal_origen }}, a cuyo tenor adherimos y ratificamos en este acto.{% else %}en relación a {% if hijos|length == 1 %}el hijo{% else %}los hijos{% endif %} en común, las partes acuerdan que {{ relacion_directa_regular.regimen_pactado }}{% endif %}</w:t>
+      </w:r>
+    </w:p>
+    <w:p>
+      <w:pPr>
+        <w:spacing w:after="200" w:line="360" w:lineRule="auto"/>
         <w:ind w:firstLine="708"/>
         <w:jc w:val="both"/>
       </w:pPr>
@@ -2150,7 +2150,7 @@
     </w:p>
     <w:p>
       <w:pPr>
-        <w:spacing w:after="200"/>
+        <w:spacing w:after="200" w:line="360" w:lineRule="auto"/>
         <w:ind w:firstLine="708"/>
         <w:jc w:val="both"/>
       </w:pPr>
@@ -2167,7 +2167,7 @@
     </w:p>
     <w:p>
       <w:pPr>
-        <w:spacing w:after="200"/>
+        <w:spacing w:after="200" w:line="360" w:lineRule="auto"/>
         <w:ind w:firstLine="708"/>
         <w:jc w:val="both"/>
       </w:pPr>
@@ -2184,7 +2184,7 @@
     </w:p>
     <w:p>
       <w:pPr>
-        <w:spacing w:after="200"/>
+        <w:spacing w:after="200" w:line="360" w:lineRule="auto"/>
         <w:ind w:firstLine="708"/>
         <w:jc w:val="both"/>
       </w:pPr>
@@ -2201,7 +2201,7 @@
     </w:p>
     <w:p>
       <w:pPr>
-        <w:spacing w:after="200"/>
+        <w:spacing w:after="200" w:line="360" w:lineRule="auto"/>
         <w:ind w:firstLine="708"/>
         <w:jc w:val="both"/>
       </w:pPr>
@@ -2218,7 +2218,7 @@
     </w:p>
     <w:p>
       <w:pPr>
-        <w:spacing w:after="200"/>
+        <w:spacing w:after="200" w:line="360" w:lineRule="auto"/>
         <w:ind w:firstLine="708"/>
         <w:jc w:val="both"/>
       </w:pPr>
@@ -2235,7 +2235,7 @@
     </w:p>
     <w:p>
       <w:pPr>
-        <w:spacing w:after="200"/>
+        <w:spacing w:after="200" w:line="360" w:lineRule="auto"/>
         <w:ind w:firstLine="708"/>
         <w:jc w:val="both"/>
       </w:pPr>
@@ -2266,7 +2266,7 @@
     </w:p>
     <w:p>
       <w:pPr>
-        <w:spacing w:after="200"/>
+        <w:spacing w:after="200" w:line="360" w:lineRule="auto"/>
         <w:ind w:firstLine="708"/>
         <w:jc w:val="both"/>
       </w:pPr>
@@ -2297,7 +2297,7 @@
     </w:p>
     <w:p>
       <w:pPr>
-        <w:spacing w:after="200"/>
+        <w:spacing w:after="200" w:line="360" w:lineRule="auto"/>
         <w:ind w:firstLine="708"/>
         <w:jc w:val="both"/>
       </w:pPr>
@@ -2328,7 +2328,7 @@
     </w:p>
     <w:p>
       <w:pPr>
-        <w:spacing w:after="200"/>
+        <w:spacing w:after="200" w:line="360" w:lineRule="auto"/>
         <w:ind w:firstLine="708"/>
         <w:jc w:val="both"/>
       </w:pPr>
@@ -2345,7 +2345,7 @@
     </w:p>
     <w:p>
       <w:pPr>
-        <w:spacing w:after="200"/>
+        <w:spacing w:after="200" w:line="360" w:lineRule="auto"/>
         <w:ind w:firstLine="708"/>
         <w:jc w:val="both"/>
       </w:pPr>
@@ -2362,7 +2362,7 @@
     </w:p>
     <w:p>
       <w:pPr>
-        <w:spacing w:after="200"/>
+        <w:spacing w:after="200" w:line="360" w:lineRule="auto"/>
         <w:ind w:firstLine="708"/>
         <w:jc w:val="both"/>
       </w:pPr>
@@ -2379,7 +2379,7 @@
     </w:p>
     <w:p>
       <w:pPr>
-        <w:spacing w:after="200"/>
+        <w:spacing w:after="200" w:line="360" w:lineRule="auto"/>
         <w:ind w:firstLine="708"/>
         <w:jc w:val="both"/>
       </w:pPr>
@@ -2410,7 +2410,7 @@
     </w:p>
     <w:p>
       <w:pPr>
-        <w:spacing w:after="200"/>
+        <w:spacing w:after="200" w:line="360" w:lineRule="auto"/>
         <w:ind w:firstLine="708"/>
         <w:jc w:val="both"/>
       </w:pPr>
@@ -2441,7 +2441,7 @@
     </w:p>
     <w:p>
       <w:pPr>
-        <w:spacing w:after="200"/>
+        <w:spacing w:after="200" w:line="360" w:lineRule="auto"/>
         <w:ind w:firstLine="708"/>
         <w:jc w:val="both"/>
       </w:pPr>
@@ -2458,7 +2458,7 @@
     </w:p>
     <w:p>
       <w:pPr>
-        <w:spacing w:after="200"/>
+        <w:spacing w:after="200" w:line="360" w:lineRule="auto"/>
         <w:ind w:firstLine="708"/>
         <w:jc w:val="both"/>
       </w:pPr>
@@ -2501,7 +2501,7 @@
     </w:p>
     <w:p>
       <w:pPr>
-        <w:spacing w:after="200"/>
+        <w:spacing w:after="200" w:line="360" w:lineRule="auto"/>
         <w:ind w:firstLine="708"/>
         <w:jc w:val="both"/>
       </w:pPr>
@@ -2518,7 +2518,7 @@
     </w:p>
     <w:p>
       <w:pPr>
-        <w:spacing w:after="200"/>
+        <w:spacing w:after="200" w:line="360" w:lineRule="auto"/>
         <w:ind w:firstLine="708"/>
         <w:jc w:val="both"/>
       </w:pPr>
@@ -2549,7 +2549,7 @@
     </w:p>
     <w:p>
       <w:pPr>
-        <w:spacing w:after="200"/>
+        <w:spacing w:after="200" w:line="360" w:lineRule="auto"/>
         <w:ind w:firstLine="708"/>
         <w:jc w:val="both"/>
       </w:pPr>
@@ -2568,7 +2568,7 @@
     </w:p>
     <w:p>
       <w:pPr>
-        <w:spacing w:after="200"/>
+        <w:spacing w:after="200" w:line="360" w:lineRule="auto"/>
         <w:ind w:firstLine="708"/>
         <w:jc w:val="both"/>
       </w:pPr>
@@ -2599,7 +2599,7 @@
     </w:p>
     <w:p>
       <w:pPr>
-        <w:spacing w:after="200"/>
+        <w:spacing w:after="200" w:line="360" w:lineRule="auto"/>
         <w:ind w:firstLine="708"/>
         <w:jc w:val="both"/>
       </w:pPr>
@@ -2630,7 +2630,7 @@
     </w:p>
     <w:p>
       <w:pPr>
-        <w:spacing w:after="200"/>
+        <w:spacing w:after="200" w:line="360" w:lineRule="auto"/>
         <w:ind w:firstLine="708"/>
         <w:jc w:val="both"/>
       </w:pPr>
@@ -2661,7 +2661,7 @@
     </w:p>
     <w:p>
       <w:pPr>
-        <w:spacing w:after="200"/>
+        <w:spacing w:after="200" w:line="360" w:lineRule="auto"/>
         <w:ind w:firstLine="708"/>
         <w:jc w:val="both"/>
       </w:pPr>
@@ -2678,7 +2678,7 @@
     </w:p>
     <w:p>
       <w:pPr>
-        <w:spacing w:after="200"/>
+        <w:spacing w:after="200" w:line="360" w:lineRule="auto"/>
         <w:ind w:firstLine="708"/>
         <w:jc w:val="both"/>
       </w:pPr>
@@ -2695,7 +2695,7 @@
     </w:p>
     <w:p>
       <w:pPr>
-        <w:spacing w:after="200"/>
+        <w:spacing w:after="200" w:line="360" w:lineRule="auto"/>
         <w:ind w:firstLine="708"/>
         <w:jc w:val="both"/>
       </w:pPr>
@@ -2712,7 +2712,7 @@
     </w:p>
     <w:p>
       <w:pPr>
-        <w:spacing w:after="200"/>
+        <w:spacing w:after="200" w:line="360" w:lineRule="auto"/>
         <w:ind w:firstLine="708"/>
         <w:jc w:val="both"/>
       </w:pPr>
@@ -2743,7 +2743,7 @@
     </w:p>
     <w:p>
       <w:pPr>
-        <w:spacing w:after="200"/>
+        <w:spacing w:after="200" w:line="360" w:lineRule="auto"/>
         <w:ind w:firstLine="708"/>
         <w:jc w:val="both"/>
       </w:pPr>
@@ -2760,7 +2760,7 @@
     </w:p>
     <w:p>
       <w:pPr>
-        <w:spacing w:after="200"/>
+        <w:spacing w:after="200" w:line="360" w:lineRule="auto"/>
         <w:ind w:firstLine="708"/>
         <w:jc w:val="both"/>
       </w:pPr>
@@ -2777,7 +2777,7 @@
     </w:p>
     <w:p>
       <w:pPr>
-        <w:spacing w:after="200"/>
+        <w:spacing w:after="200" w:line="360" w:lineRule="auto"/>
         <w:ind w:firstLine="708"/>
         <w:jc w:val="both"/>
       </w:pPr>
@@ -2794,7 +2794,7 @@
     </w:p>
     <w:p>
       <w:pPr>
-        <w:spacing w:after="200"/>
+        <w:spacing w:after="200" w:line="360" w:lineRule="auto"/>
         <w:ind w:firstLine="708"/>
         <w:jc w:val="both"/>
       </w:pPr>
@@ -2811,7 +2811,7 @@
     </w:p>
     <w:p>
       <w:pPr>
-        <w:spacing w:after="200"/>
+        <w:spacing w:after="200" w:line="360" w:lineRule="auto"/>
         <w:ind w:firstLine="708"/>
         <w:jc w:val="both"/>
       </w:pPr>
@@ -2890,7 +2890,7 @@
     </w:p>
     <w:p>
       <w:pPr>
-        <w:spacing w:after="200"/>
+        <w:spacing w:after="200" w:line="360" w:lineRule="auto"/>
         <w:ind w:firstLine="708"/>
         <w:jc w:val="both"/>
       </w:pPr>
@@ -2907,7 +2907,7 @@
     </w:p>
     <w:p>
       <w:pPr>
-        <w:spacing w:after="200"/>
+        <w:spacing w:after="200" w:line="360" w:lineRule="auto"/>
         <w:ind w:firstLine="708"/>
         <w:jc w:val="both"/>
       </w:pPr>
@@ -3010,7 +3010,7 @@
     </w:p>
     <w:p>
       <w:pPr>
-        <w:spacing w:after="200"/>
+        <w:spacing w:after="200" w:line="360" w:lineRule="auto"/>
         <w:ind w:firstLine="708"/>
         <w:jc w:val="both"/>
       </w:pPr>
@@ -3027,7 +3027,7 @@
     </w:p>
     <w:p>
       <w:pPr>
-        <w:spacing w:after="200"/>
+        <w:spacing w:after="200" w:line="360" w:lineRule="auto"/>
         <w:ind w:firstLine="708"/>
         <w:jc w:val="both"/>
       </w:pPr>
@@ -3046,7 +3046,7 @@
     </w:p>
     <w:p>
       <w:pPr>
-        <w:spacing w:after="200"/>
+        <w:spacing w:after="200" w:line="360" w:lineRule="auto"/>
         <w:ind w:firstLine="708"/>
         <w:jc w:val="both"/>
       </w:pPr>
@@ -3077,7 +3077,7 @@
     </w:p>
     <w:p>
       <w:pPr>
-        <w:spacing w:after="200"/>
+        <w:spacing w:after="200" w:line="360" w:lineRule="auto"/>
         <w:ind w:firstLine="708"/>
         <w:jc w:val="both"/>
       </w:pPr>
@@ -3094,7 +3094,7 @@
     </w:p>
     <w:p>
       <w:pPr>
-        <w:spacing w:after="200"/>
+        <w:spacing w:after="200" w:line="360" w:lineRule="auto"/>
         <w:ind w:firstLine="708"/>
         <w:jc w:val="both"/>
       </w:pPr>
@@ -3173,7 +3173,7 @@
     </w:p>
     <w:p>
       <w:pPr>
-        <w:spacing w:after="200"/>
+        <w:spacing w:after="200" w:line="360" w:lineRule="auto"/>
         <w:ind w:firstLine="708"/>
         <w:jc w:val="both"/>
       </w:pPr>
@@ -3192,7 +3192,7 @@
     </w:p>
     <w:p>
       <w:pPr>
-        <w:spacing w:after="200"/>
+        <w:spacing w:after="200" w:line="360" w:lineRule="auto"/>
         <w:ind w:firstLine="708"/>
         <w:jc w:val="both"/>
       </w:pPr>
@@ -3223,7 +3223,7 @@
     </w:p>
     <w:p>
       <w:pPr>
-        <w:spacing w:after="200"/>
+        <w:spacing w:after="200" w:line="360" w:lineRule="auto"/>
         <w:ind w:firstLine="708"/>
         <w:jc w:val="both"/>
       </w:pPr>
